--- a/downloads/documents/04 Units/Unit 04 - Environmental Design and Management - Spaces We Live In/Lesson 04.16 - Careers in Housing Interior Design and Sustainability.docx
+++ b/downloads/documents/04 Units/Unit 04 - Environmental Design and Management - Spaces We Live In/Lesson 04.16 - Careers in Housing Interior Design and Sustainability.docx
@@ -401,7 +401,7 @@
         <w:t xml:space="preserve"> </w:t>
       </w:r>
       <w:r>
-        <w:t xml:space="preserve">for Turkish, Portuguese, and Spanish.</w:t>
+        <w:t xml:space="preserve">for Spanish.</w:t>
       </w:r>
     </w:p>
     <w:p>
@@ -1225,7 +1225,7 @@
         <w:t xml:space="preserve">”</w:t>
       </w:r>
       <w:r>
-        <w:t xml:space="preserve">; the words job, build, fix, draw, sell, check in Turkish, Portuguese, and Spanish on the cards (see</w:t>
+        <w:t xml:space="preserve">; the words job, build, fix, draw, sell, check in Spanish on the cards (see</w:t>
       </w:r>
       <w:r>
         <w:t xml:space="preserve"> </w:t>

--- a/downloads/documents/04 Units/Unit 04 - Environmental Design and Management - Spaces We Live In/Lesson 04.16 - Careers in Housing Interior Design and Sustainability.docx
+++ b/downloads/documents/04 Units/Unit 04 - Environmental Design and Management - Spaces We Live In/Lesson 04.16 - Careers in Housing Interior Design and Sustainability.docx
@@ -728,7 +728,7 @@
               <w:jc w:val="left"/>
             </w:pPr>
             <w:r>
-              <w:t xml:space="preserve">Slides 2 to 6. Walk the Okafor room from idea to move-in as a chain of people: the architect draws it and stamps it; the interior designer plans the room and the finishes; the contractor runs the job and hires the trades; the electrician wires the outlet and the switch at wheelchair height; the plumber moves the shower; the HVAC technician sizes the heat and air; the home inspector checks it against the code; the energy auditor tests where the house leaks heat; the sustainability consultant picks the low-VOC paint and the LED lighting plan for the whole project; the landscape designer fixes the ramp and the path outside; the furniture maker builds the bed at the right height; the real estate agent sells the house someday and the property manager runs it if it becomes a rental. Say the three paths: a college degree (architect, landscape architect, most interior designers), an apprenticeship or trade school after high school CTE (electrician, plumber, HVAC, many contractors and furniture makers), and a license earned after a course and experience (real estate agent, home inspector, energy auditor). Say it plainly: many of these start in a high school CTE program and pay you while you learn.</w:t>
+              <w:t xml:space="preserve">Slides 2 to 7. Walk the Okafor room from idea to move-in as a chain of people: the architect draws it and stamps it; the interior designer plans the room and the finishes; the contractor runs the job and hires the trades; the electrician wires the outlet and the switch at wheelchair height; the plumber moves the shower; the HVAC technician sizes the heat and air; the home inspector checks it against the code; the energy auditor tests where the house leaks heat; the sustainability consultant picks the low-VOC paint and the LED lighting plan for the whole project; the landscape designer fixes the ramp and the path outside; the furniture maker builds the bed at the right height; the real estate agent sells the house someday and the property manager runs it if it becomes a rental. Say the three paths: a college degree (architect, landscape architect, most interior designers), an apprenticeship or trade school after high school CTE (electrician, plumber, HVAC, many contractors and furniture makers), and a license earned after a course and experience (real estate agent, home inspector, energy auditor). Say it plainly: many of these start in a high school CTE program and pay you while you learn.</w:t>
             </w:r>
           </w:p>
         </w:tc>
@@ -774,7 +774,7 @@
               <w:jc w:val="left"/>
             </w:pPr>
             <w:r>
-              <w:t xml:space="preserve">Slide 7. Tables get the thirteen cards. First sort: by path (degree, apprenticeship or trade, license after experience). Second sort: by where the person works most (an office, a job site, a client’s home, all three). Then each student picks three cards and fills the comparison table on the Project Chain sheet: what they do, a day in the life, the path, the pay range.</w:t>
+              <w:t xml:space="preserve">Slide 8. Tables get the thirteen cards. First sort: by path (degree, apprenticeship or trade, license after experience). Second sort: by where the person works most (an office, a job site, a client’s home, all three). Then each student picks three cards and fills the comparison table on the Project Chain sheet: what they do, a day in the life, the path, the pay range.</w:t>
             </w:r>
           </w:p>
         </w:tc>
@@ -820,7 +820,7 @@
               <w:jc w:val="left"/>
             </w:pPr>
             <w:r>
-              <w:t xml:space="preserve">Slide 8. Hand out the</w:t>
+              <w:t xml:space="preserve">Slides 10 and 11. Hand out the</w:t>
             </w:r>
             <w:r>
               <w:t xml:space="preserve"> </w:t>
@@ -838,7 +838,7 @@
               <w:t xml:space="preserve"> </w:t>
             </w:r>
             <w:r>
-              <w:t xml:space="preserve">self-check: ten statements (I liked measuring and drawing the plan; I liked building the model; I liked the budget; I liked pitching to the client; I like being outside; I like fixing things; I like working with my hands; I like working alone; I like working with people; I want to be in charge of the job). Each maps to careers on the card. Students rate each statement 1 to 4 and add up by career. Then choose two careers and write a fit rating with one piece of evidence from Project 04 (</w:t>
+              <w:t xml:space="preserve">self-check: twelve statements (I liked measuring and drawing the plan; I liked building the model; I liked the budget; I liked pitching to the client; I like being outside; I like fixing things; I like working with my hands; I like working alone; I like working with people; I want to be in charge of the whole job; I want to be paid while I learn instead of paying for school). Each maps to careers on the card. Students rate each statement 1 to 4 and add up by career. Then choose two careers and write a fit rating with one piece of evidence from Project 04 (</w:t>
             </w:r>
             <w:r>
               <w:t xml:space="preserve">“</w:t>
